--- a/硅谷101/E112｜AI浪潮+加息末端，华尔街投资人如何看科技股走势？/全文_校读版.docx
+++ b/硅谷101/E112｜AI浪潮+加息末端，华尔街投资人如何看科技股走势？/全文_校读版.docx
@@ -445,7 +445,7 @@
     </w:p>
     <w:p>
       <w:r>
-        <w:t xml:space="preserve">那从投资上来讲，因为去年一年对于做增长，尤其是这种 growth，像我和古言这样子的，你都是投半导体、软件、高增长资产的，去年是真的、真的是很艰难的一年。为什么艰难？其实回想一下，我最大的错误就是刻舟求剑。你说2021年11月份的时候，Jay Paul 听证会想说得很明确，通胀不是暂时的，给了很强烈的加息，大家都看不到联储要加息。去年一看，其实就是因为加息导致杀估值，回头看这个逻辑很正确。但是为什么那个时候大家很多人都没有去管理那一部分的风险？最可能做大基金，像 Tiger，老虎基金，去年跌百分之五十几，它完全就没有对估值这块有管理。不是说大家傻到看不到，大家都看到、都知道，为什么没有采取这个动作？我就从我自己知道，我们那时候也看到了，也知道联储我们要进入紧缩周期了。</w:t>
+        <w:t xml:space="preserve">那从投资上来讲，因为去年一年对于做增长，尤其是这种 growth，像我和古言这样子的，你都是投半导体、软件、高增长资产的，去年是真的、真的是很艰难的一年。为什么艰难？其实回想一下，我最大的错误就是刻舟求剑。你说2021年11月份的时候，Jay Paul 听证会想说得很明确，通胀不是暂时的，给了很强烈的加息，大家都看不到联储要加息吗？去年一看，其实就是因为加息导致杀估值，回头看这个逻辑很正确。但是为什么那个时候大家很多人都没有去管理那一部分的风险？最可能做大基金，像 Tiger，老虎基金，去年跌百分之五十几，它完全就没有对估值这块有管理。不是说大家傻到看不到，大家都看到、都知道，为什么没有采取这个动作？我就从我自己知道，我们那时候也看到了，也知道联储我们要进入紧缩周期了。</w:t>
       </w:r>
     </w:p>
     <w:p>
